--- a/klagomål/A 17267-2026 FSC-klagomål.docx
+++ b/klagomål/A 17267-2026 FSC-klagomål.docx
@@ -1518,7 +1518,7 @@
     <w:r>
       <w:tab/>
       <w:tab/>
-      <w:t>2026-09-14</w:t>
+      <w:t>2026-09-15</w:t>
       <w:br/>
       <w:br/>
     </w:r>

--- a/klagomål/A 17267-2026 FSC-klagomål.docx
+++ b/klagomål/A 17267-2026 FSC-klagomål.docx
@@ -1518,7 +1518,7 @@
     <w:r>
       <w:tab/>
       <w:tab/>
-      <w:t>2026-09-15</w:t>
+      <w:t>2026-09-16</w:t>
       <w:br/>
       <w:br/>
     </w:r>

--- a/klagomål/A 17267-2026 FSC-klagomål.docx
+++ b/klagomål/A 17267-2026 FSC-klagomål.docx
@@ -1518,7 +1518,7 @@
     <w:r>
       <w:tab/>
       <w:tab/>
-      <w:t>2026-09-16</w:t>
+      <w:t>2026-09-17</w:t>
       <w:br/>
       <w:br/>
     </w:r>

--- a/klagomål/A 17267-2026 FSC-klagomål.docx
+++ b/klagomål/A 17267-2026 FSC-klagomål.docx
@@ -1518,7 +1518,7 @@
     <w:r>
       <w:tab/>
       <w:tab/>
-      <w:t>2026-09-17</w:t>
+      <w:t>2026-09-18</w:t>
       <w:br/>
       <w:br/>
     </w:r>

--- a/klagomål/A 17267-2026 FSC-klagomål.docx
+++ b/klagomål/A 17267-2026 FSC-klagomål.docx
@@ -1518,7 +1518,7 @@
     <w:r>
       <w:tab/>
       <w:tab/>
-      <w:t>2026-09-18</w:t>
+      <w:t>2026-09-19</w:t>
       <w:br/>
       <w:br/>
     </w:r>

--- a/klagomål/A 17267-2026 FSC-klagomål.docx
+++ b/klagomål/A 17267-2026 FSC-klagomål.docx
@@ -1518,7 +1518,7 @@
     <w:r>
       <w:tab/>
       <w:tab/>
-      <w:t>2026-09-19</w:t>
+      <w:t>2026-09-21</w:t>
       <w:br/>
       <w:br/>
     </w:r>

--- a/klagomål/A 17267-2026 FSC-klagomål.docx
+++ b/klagomål/A 17267-2026 FSC-klagomål.docx
@@ -1518,7 +1518,7 @@
     <w:r>
       <w:tab/>
       <w:tab/>
-      <w:t>2026-09-21</w:t>
+      <w:t>2026-09-23</w:t>
       <w:br/>
       <w:br/>
     </w:r>

--- a/klagomål/A 17267-2026 FSC-klagomål.docx
+++ b/klagomål/A 17267-2026 FSC-klagomål.docx
@@ -1518,7 +1518,7 @@
     <w:r>
       <w:tab/>
       <w:tab/>
-      <w:t>2026-09-23</w:t>
+      <w:t>2026-09-24</w:t>
       <w:br/>
       <w:br/>
     </w:r>

--- a/klagomål/A 17267-2026 FSC-klagomål.docx
+++ b/klagomål/A 17267-2026 FSC-klagomål.docx
@@ -1518,7 +1518,7 @@
     <w:r>
       <w:tab/>
       <w:tab/>
-      <w:t>2026-09-24</w:t>
+      <w:t>2026-09-25</w:t>
       <w:br/>
       <w:br/>
     </w:r>

--- a/klagomål/A 17267-2026 FSC-klagomål.docx
+++ b/klagomål/A 17267-2026 FSC-klagomål.docx
@@ -1518,7 +1518,7 @@
     <w:r>
       <w:tab/>
       <w:tab/>
-      <w:t>2026-09-25</w:t>
+      <w:t>2026-09-26</w:t>
       <w:br/>
       <w:br/>
     </w:r>

--- a/klagomål/A 17267-2026 FSC-klagomål.docx
+++ b/klagomål/A 17267-2026 FSC-klagomål.docx
@@ -1518,7 +1518,7 @@
     <w:r>
       <w:tab/>
       <w:tab/>
-      <w:t>2026-09-26</w:t>
+      <w:t>2026-09-27</w:t>
       <w:br/>
       <w:br/>
     </w:r>

--- a/klagomål/A 17267-2026 FSC-klagomål.docx
+++ b/klagomål/A 17267-2026 FSC-klagomål.docx
@@ -1518,7 +1518,7 @@
     <w:r>
       <w:tab/>
       <w:tab/>
-      <w:t>2026-09-27</w:t>
+      <w:t>2026-09-28</w:t>
       <w:br/>
       <w:br/>
     </w:r>

--- a/klagomål/A 17267-2026 FSC-klagomål.docx
+++ b/klagomål/A 17267-2026 FSC-klagomål.docx
@@ -1518,7 +1518,7 @@
     <w:r>
       <w:tab/>
       <w:tab/>
-      <w:t>2026-09-28</w:t>
+      <w:t>2026-09-29</w:t>
       <w:br/>
       <w:br/>
     </w:r>

--- a/klagomål/A 17267-2026 FSC-klagomål.docx
+++ b/klagomål/A 17267-2026 FSC-klagomål.docx
@@ -1518,7 +1518,7 @@
     <w:r>
       <w:tab/>
       <w:tab/>
-      <w:t>2026-09-29</w:t>
+      <w:t>2026-09-30</w:t>
       <w:br/>
       <w:br/>
     </w:r>

--- a/klagomål/A 17267-2026 FSC-klagomål.docx
+++ b/klagomål/A 17267-2026 FSC-klagomål.docx
@@ -1518,7 +1518,7 @@
     <w:r>
       <w:tab/>
       <w:tab/>
-      <w:t>2026-09-30</w:t>
+      <w:t>2026-10-01</w:t>
       <w:br/>
       <w:br/>
     </w:r>

--- a/klagomål/A 17267-2026 FSC-klagomål.docx
+++ b/klagomål/A 17267-2026 FSC-klagomål.docx
@@ -221,7 +221,7 @@
     </w:p>
     <w:p>
       <w:r>
-        <w:t>I och inom 16 meter från avverkningsanmälan finns fynd av 8 naturvårdsarter, varav 4 är rödlistade, 4 är fridlysta, 7 är typiska (T) och 2 är signalarter (S): garnlav (VU, T), knärot (VU, T, §8), lunglav (NT, T), tretåig hackspett (NT, T, §4), luddlav (S, T), plattlummer (S, T, §9), linnea (T) och revlummer (§9). Se Figur 1.</w:t>
+        <w:t>I och inom 16 meter från avverkningsanmälan finns fynd av 11 naturvårdsarter, varav 7 är rödlistade, 5 är fridlysta, 8 är typiska (T) och 2 är signalarter (S): garnlav (VU, T), knärot (VU, T, §8), kolflarnlav (NT, T), lunglav (NT, T), mörk kolflarnlav (NT), talltita (NT, §4), tretåig hackspett (NT, T, §4), luddlav (S, T), plattlummer (S, T, §9), linnea (T) och revlummer (§9). Se Figur 1.</w:t>
       </w:r>
     </w:p>
     <w:p>
@@ -325,7 +325,7 @@
     </w:p>
     <w:p>
       <w:r>
-        <w:t>I det avverkningsanmälda området finns 14 fyndplatser för knärot registrerade på Artportalen. Figur 2 visar gränserna för buffertzoner på 50 m, som behöver lämnas kring fyndplatserna för att knärotslokalerna inte ska försvinna vid en avverkning. Av det avverkningsanmälda området överlappar 3.85 ha med buffertzonerna och får av detta skäl inte avverkas.</w:t>
+        <w:t>I det avverkningsanmälda området finns 18 fyndplatser för knärot registrerade på Artportalen. Figur 2 visar gränserna för buffertzoner på 50 m, som behöver lämnas kring fyndplatserna för att knärotslokalerna inte ska försvinna vid en avverkning. Av det avverkningsanmälda området överlappar 4.51 ha med buffertzonerna och får av detta skäl inte avverkas.</w:t>
       </w:r>
     </w:p>
     <w:p>
@@ -381,6 +381,26 @@
         <w:rPr>
           <w:b/>
         </w:rPr>
+        <w:t>Kolflarnlav (NT)</w:t>
+      </w:r>
+      <w:r>
+        <w:t xml:space="preserve"> är brandberoende och växer nästan uteslutande på kolad hård kärnved av tall. Etableringen verkar ske först 100–300 år efter brand och nytt substrat nybildas i mycket begränsad omfattning. Avverkning av tallskog av naturskogskaraktär med spår av återkommande bränder är ett hot och mängden lämplig ved att växa på för arten minskar dels på grund av naturlig nedbrytning men framförallt på grund av att det förstörs i samband med slutavverkningar, gallringar och markberedning. Såväl kolflarnlav som mörk kolflarnlav har glänsande bålfjäll och förekommer främst i tall- och blandbarrskogar av naturskogskaraktär med spår av återkommande bränder. Skogar som dessa hyser höga biologiska värden och bör skyddas. Kolflarnlav är typisk art för </w:t>
+      </w:r>
+      <w:r>
+        <w:rPr>
+          <w:i/>
+        </w:rPr>
+        <w:t>9010 Taiga</w:t>
+      </w:r>
+      <w:r>
+        <w:t xml:space="preserve"> (SLU Artdatabanken, 2024).</w:t>
+      </w:r>
+    </w:p>
+    <w:p>
+      <w:r>
+        <w:rPr>
+          <w:b/>
+        </w:rPr>
         <w:t>Lunglav (NT)</w:t>
       </w:r>
       <w:r>
@@ -430,6 +450,28 @@
       </w:r>
       <w:r>
         <w:t xml:space="preserve"> (SLU Artdatabanken, 2026; Nitare &amp; Skogsstyrelsen, 2019).</w:t>
+      </w:r>
+    </w:p>
+    <w:p>
+      <w:r>
+        <w:rPr>
+          <w:b/>
+        </w:rPr>
+        <w:t>Mörk kolflarnlav (NT)</w:t>
+      </w:r>
+      <w:r>
+        <w:t xml:space="preserve"> är brandberoende och växer nästan uteslutande på kolad hård kärnved av tall. Arten förekommer främst i glesa, öppna tall- och blandbarrskogar av naturskogskaraktär och etableringen verkar ske sent efter brand, kanske först efter 100–300 år. Mörk kolflarnlav indikerar skog med höga naturvärden och vanligast är att den påträffas på rester av nedbrunna torrakor och högstubbar och lågstubbar som är så grova att hela innandömet är urbränt. Tall- och blandbarrskogar av naturskogskaraktär med spår av återkommande bränder hyser höga biologiska värden och bör skyddas (SLU Artdatabanken, 2024).</w:t>
+      </w:r>
+    </w:p>
+    <w:p>
+      <w:r>
+        <w:rPr>
+          <w:b/>
+        </w:rPr>
+        <w:t>Talltita (NT, §4)</w:t>
+      </w:r>
+      <w:r>
+        <w:t>, rödlistad som nära hotad och prioriterad art i Skogsvårdslagen, har häckningsrevir i anmälan. Arten har minskat kraftigt de senaste 30 åren och minskningstakten innevarande 10-årsperiod beräknas till 20 (10–30) %. Talltitan är synnerligen trogen sitt cirka 15 hektar stora revir och är beroende av flerskiktade olikåldriga skogar för att kunna föda upp sina ungar. Talltitan försvinner om dess livsmiljö kalavverkas (Eggers &amp; Low, 2014; Ekman, 1979; Griesser et al, 2007; Klein, 2020; Siffczyk et al, 2003; SLU Artdatabanken, 2021).</w:t>
       </w:r>
     </w:p>
     <w:p>
@@ -654,7 +696,7 @@
         <w:rPr>
           <w:i/>
         </w:rPr>
-        <w:t>I det avverkningsanmälda skogsområdet har 8 naturvårdsarter varav 4 rödlistade arter sina livsmiljöer och växtplatser.</w:t>
+        <w:t>I det avverkningsanmälda skogsområdet har 11 naturvårdsarter varav 7 rödlistade arter sina livsmiljöer och växtplatser.</w:t>
       </w:r>
     </w:p>
     <w:p>
@@ -1187,6 +1229,126 @@
       </w:r>
       <w:r>
         <w:t>SLU Artdatabanken, Uppsala.</w:t>
+      </w:r>
+    </w:p>
+    <w:p>
+      <w:pPr>
+        <w:pStyle w:val="Heading1"/>
+      </w:pPr>
+      <w:r>
+        <w:t>Talltita – ekologi samt krav på livsmiljön</w:t>
+      </w:r>
+    </w:p>
+    <w:p>
+      <w:r>
+        <w:t>Talltita är rödlistad som NT, fridlyst och prioriterad art i Skogsvårdslagen. Den omfattas av EU:s fågeldirektiv. Arten har minskat kraftigt de senaste 30 åren och minskningstakten innevarande 10-årsperiod beräknas till 20 (10–30) % (SLU Artdatabanken, 2022).</w:t>
+      </w:r>
+    </w:p>
+    <w:p>
+      <w:r>
+        <w:t>Talltita föredrar större sammanhängande barrskogar, och finns såväl i tallskog som granskog och i lövblandad barrskog. Skogens struktur är viktig och ska helst vara flerskiktad med riklig underväxt av mindre granar, björk och andra lövträd och buskar. Tillgång på murknande högstubbar är särskilt viktig, eftersom talltitan helst själv hackar ut sitt bohål (SLU Artdatabanken, 2022).</w:t>
+      </w:r>
+    </w:p>
+    <w:p>
+      <w:r>
+        <w:t>Det finns flera studier som visar att talltita är känslig för gallring och inte överlever när dess livsmiljö kalavverkas (Eggers and Low, 2014; Griesser et al., 2007; Klein, 2020). Talltitans revir är förhållandevis stora, 10–20 hektar och arten missgynnas när skogen fragmenteras. Kalavverkning av större delar av reviret innebär att det överges (Artdatabanken, 2021).</w:t>
+      </w:r>
+    </w:p>
+    <w:p>
+      <w:r>
+        <w:t>Talltitan är synnerligen trogen sitt revir så länge paret lever och biotopen förblir intakt. Paret stannar i sitt revir året om. En förlust av ett revir har därför en stor inverkan på den lokala populationen och trakthyggesbruket anses vara orsak till den svenska populationens kraftiga minskning. Talltiteparets revirtrohet innebär att närhelst under året man observerar en adult talltita så ingår denna plats i reviret (Siffczyk et al., 2003; Ekman, 1979).</w:t>
+      </w:r>
+    </w:p>
+    <w:p>
+      <w:pPr>
+        <w:pStyle w:val="Heading2"/>
+      </w:pPr>
+      <w:r>
+        <w:t>Referenser – talltita</w:t>
+      </w:r>
+    </w:p>
+    <w:p>
+      <w:r>
+        <w:t xml:space="preserve">Eggers, S., Low, M., 2014. </w:t>
+      </w:r>
+      <w:r>
+        <w:rPr>
+          <w:i/>
+        </w:rPr>
+        <w:t xml:space="preserve">Differential demographic responses of sympatric Parids to vegetation management in boreal forest. </w:t>
+      </w:r>
+      <w:r>
+        <w:t>For. Ecol. Manage. 319, 169–175.</w:t>
+      </w:r>
+    </w:p>
+    <w:p>
+      <w:r>
+        <w:t xml:space="preserve">Ekman, J., 1979. </w:t>
+      </w:r>
+      <w:r>
+        <w:rPr>
+          <w:i/>
+        </w:rPr>
+        <w:t xml:space="preserve">Coherence, composition and territories of winter social groups of the Willow Tit Parus montanus and the Crested Tit P. cristatus. </w:t>
+      </w:r>
+      <w:r>
+        <w:t>Ornis Scandinavica, 10, pp 56–68</w:t>
+      </w:r>
+    </w:p>
+    <w:p>
+      <w:r>
+        <w:t xml:space="preserve">Griesser, M., Nystrand, M., Eggers, S., Ekman, J., 2007. </w:t>
+      </w:r>
+      <w:r>
+        <w:rPr>
+          <w:i/>
+        </w:rPr>
+        <w:t xml:space="preserve">Impact of forestry practices on fitness correlates and population productivity in an open-nesting bird species. </w:t>
+      </w:r>
+      <w:r>
+        <w:t>Conserv. Biol. 21, 767–774. https://doi.org/10.1111/j.1523- 1739.2007.00675.x</w:t>
+      </w:r>
+    </w:p>
+    <w:p>
+      <w:r>
+        <w:t xml:space="preserve">Klein, J., 2020. </w:t>
+      </w:r>
+      <w:r>
+        <w:rPr>
+          <w:i/>
+        </w:rPr>
+        <w:t xml:space="preserve">The forgotten forest – On thinning, retention, and biodiversity in the boreal forest. </w:t>
+      </w:r>
+      <w:r>
+        <w:t>Doctoral Thesis No. 2020:50</w:t>
+      </w:r>
+    </w:p>
+    <w:p>
+      <w:r>
+        <w:t xml:space="preserve">Siffczyk, C., Brotons, L., Kangas, K., Orell, M., 2003. </w:t>
+      </w:r>
+      <w:r>
+        <w:rPr>
+          <w:i/>
+        </w:rPr>
+        <w:t xml:space="preserve">Home range size of willow tits. </w:t>
+      </w:r>
+      <w:r>
+        <w:t>Oecologica, 136, 635–642 (2003)</w:t>
+      </w:r>
+    </w:p>
+    <w:p>
+      <w:r>
+        <w:t xml:space="preserve">SLU Artdatabanken, 2021. </w:t>
+      </w:r>
+      <w:r>
+        <w:rPr>
+          <w:i/>
+        </w:rPr>
+        <w:t xml:space="preserve">Artfaktablad. Naturvård – artfakta. </w:t>
+      </w:r>
+      <w:r>
+        <w:t>SLU Artdatabanken, Uppsala</w:t>
       </w:r>
     </w:p>
     <w:p>
@@ -1518,7 +1680,7 @@
     <w:r>
       <w:tab/>
       <w:tab/>
-      <w:t>2026-10-01</w:t>
+      <w:t>2026-10-02</w:t>
       <w:br/>
       <w:br/>
     </w:r>

--- a/klagomål/A 17267-2026 FSC-klagomål.docx
+++ b/klagomål/A 17267-2026 FSC-klagomål.docx
@@ -1680,7 +1680,7 @@
     <w:r>
       <w:tab/>
       <w:tab/>
-      <w:t>2026-10-02</w:t>
+      <w:t>2026-10-03</w:t>
       <w:br/>
       <w:br/>
     </w:r>

--- a/klagomål/A 17267-2026 FSC-klagomål.docx
+++ b/klagomål/A 17267-2026 FSC-klagomål.docx
@@ -1680,7 +1680,7 @@
     <w:r>
       <w:tab/>
       <w:tab/>
-      <w:t>2026-10-03</w:t>
+      <w:t>2026-10-04</w:t>
       <w:br/>
       <w:br/>
     </w:r>

--- a/klagomål/A 17267-2026 FSC-klagomål.docx
+++ b/klagomål/A 17267-2026 FSC-klagomål.docx
@@ -1680,7 +1680,7 @@
     <w:r>
       <w:tab/>
       <w:tab/>
-      <w:t>2026-10-04</w:t>
+      <w:t>2026-10-05</w:t>
       <w:br/>
       <w:br/>
     </w:r>

--- a/klagomål/A 17267-2026 FSC-klagomål.docx
+++ b/klagomål/A 17267-2026 FSC-klagomål.docx
@@ -1680,7 +1680,7 @@
     <w:r>
       <w:tab/>
       <w:tab/>
-      <w:t>2026-10-05</w:t>
+      <w:t>2026-10-06</w:t>
       <w:br/>
       <w:br/>
     </w:r>

--- a/klagomål/A 17267-2026 FSC-klagomål.docx
+++ b/klagomål/A 17267-2026 FSC-klagomål.docx
@@ -1680,7 +1680,7 @@
     <w:r>
       <w:tab/>
       <w:tab/>
-      <w:t>2026-10-06</w:t>
+      <w:t>2026-10-07</w:t>
       <w:br/>
       <w:br/>
     </w:r>

--- a/klagomål/A 17267-2026 FSC-klagomål.docx
+++ b/klagomål/A 17267-2026 FSC-klagomål.docx
@@ -1680,7 +1680,7 @@
     <w:r>
       <w:tab/>
       <w:tab/>
-      <w:t>2026-10-07</w:t>
+      <w:t>2026-10-08</w:t>
       <w:br/>
       <w:br/>
     </w:r>

--- a/klagomål/A 17267-2026 FSC-klagomål.docx
+++ b/klagomål/A 17267-2026 FSC-klagomål.docx
@@ -1680,7 +1680,7 @@
     <w:r>
       <w:tab/>
       <w:tab/>
-      <w:t>2026-10-08</w:t>
+      <w:t>2026-10-09</w:t>
       <w:br/>
       <w:br/>
     </w:r>

--- a/klagomål/A 17267-2026 FSC-klagomål.docx
+++ b/klagomål/A 17267-2026 FSC-klagomål.docx
@@ -1680,7 +1680,7 @@
     <w:r>
       <w:tab/>
       <w:tab/>
-      <w:t>2026-10-09</w:t>
+      <w:t>2026-10-10</w:t>
       <w:br/>
       <w:br/>
     </w:r>

--- a/klagomål/A 17267-2026 FSC-klagomål.docx
+++ b/klagomål/A 17267-2026 FSC-klagomål.docx
@@ -1680,7 +1680,7 @@
     <w:r>
       <w:tab/>
       <w:tab/>
-      <w:t>2026-10-10</w:t>
+      <w:t>2026-10-11</w:t>
       <w:br/>
       <w:br/>
     </w:r>

--- a/klagomål/A 17267-2026 FSC-klagomål.docx
+++ b/klagomål/A 17267-2026 FSC-klagomål.docx
@@ -1680,7 +1680,7 @@
     <w:r>
       <w:tab/>
       <w:tab/>
-      <w:t>2026-10-11</w:t>
+      <w:t>2026-10-12</w:t>
       <w:br/>
       <w:br/>
     </w:r>

--- a/klagomål/A 17267-2026 FSC-klagomål.docx
+++ b/klagomål/A 17267-2026 FSC-klagomål.docx
@@ -1680,7 +1680,7 @@
     <w:r>
       <w:tab/>
       <w:tab/>
-      <w:t>2026-10-12</w:t>
+      <w:t>2026-10-13</w:t>
       <w:br/>
       <w:br/>
     </w:r>

--- a/klagomål/A 17267-2026 FSC-klagomål.docx
+++ b/klagomål/A 17267-2026 FSC-klagomål.docx
@@ -1680,7 +1680,7 @@
     <w:r>
       <w:tab/>
       <w:tab/>
-      <w:t>2026-10-13</w:t>
+      <w:t>2026-10-14</w:t>
       <w:br/>
       <w:br/>
     </w:r>

--- a/klagomål/A 17267-2026 FSC-klagomål.docx
+++ b/klagomål/A 17267-2026 FSC-klagomål.docx
@@ -1680,7 +1680,7 @@
     <w:r>
       <w:tab/>
       <w:tab/>
-      <w:t>2026-10-14</w:t>
+      <w:t>2026-10-15</w:t>
       <w:br/>
       <w:br/>
     </w:r>

--- a/klagomål/A 17267-2026 FSC-klagomål.docx
+++ b/klagomål/A 17267-2026 FSC-klagomål.docx
@@ -1680,7 +1680,7 @@
     <w:r>
       <w:tab/>
       <w:tab/>
-      <w:t>2026-10-15</w:t>
+      <w:t>2026-10-16</w:t>
       <w:br/>
       <w:br/>
     </w:r>

--- a/klagomål/A 17267-2026 FSC-klagomål.docx
+++ b/klagomål/A 17267-2026 FSC-klagomål.docx
@@ -1680,7 +1680,7 @@
     <w:r>
       <w:tab/>
       <w:tab/>
-      <w:t>2026-10-16</w:t>
+      <w:t>2026-10-17</w:t>
       <w:br/>
       <w:br/>
     </w:r>

--- a/klagomål/A 17267-2026 FSC-klagomål.docx
+++ b/klagomål/A 17267-2026 FSC-klagomål.docx
@@ -1680,7 +1680,7 @@
     <w:r>
       <w:tab/>
       <w:tab/>
-      <w:t>2026-10-17</w:t>
+      <w:t>2026-10-18</w:t>
       <w:br/>
       <w:br/>
     </w:r>

--- a/klagomål/A 17267-2026 FSC-klagomål.docx
+++ b/klagomål/A 17267-2026 FSC-klagomål.docx
@@ -1680,7 +1680,7 @@
     <w:r>
       <w:tab/>
       <w:tab/>
-      <w:t>2026-10-18</w:t>
+      <w:t>2026-10-19</w:t>
       <w:br/>
       <w:br/>
     </w:r>

--- a/klagomål/A 17267-2026 FSC-klagomål.docx
+++ b/klagomål/A 17267-2026 FSC-klagomål.docx
@@ -1680,7 +1680,7 @@
     <w:r>
       <w:tab/>
       <w:tab/>
-      <w:t>2026-10-19</w:t>
+      <w:t>2026-10-20</w:t>
       <w:br/>
       <w:br/>
     </w:r>

--- a/klagomål/A 17267-2026 FSC-klagomål.docx
+++ b/klagomål/A 17267-2026 FSC-klagomål.docx
@@ -1680,7 +1680,7 @@
     <w:r>
       <w:tab/>
       <w:tab/>
-      <w:t>2026-10-20</w:t>
+      <w:t>2026-10-21</w:t>
       <w:br/>
       <w:br/>
     </w:r>

--- a/klagomål/A 17267-2026 FSC-klagomål.docx
+++ b/klagomål/A 17267-2026 FSC-klagomål.docx
@@ -1680,7 +1680,7 @@
     <w:r>
       <w:tab/>
       <w:tab/>
-      <w:t>2026-10-21</w:t>
+      <w:t>2026-10-22</w:t>
       <w:br/>
       <w:br/>
     </w:r>

--- a/klagomål/A 17267-2026 FSC-klagomål.docx
+++ b/klagomål/A 17267-2026 FSC-klagomål.docx
@@ -1680,7 +1680,7 @@
     <w:r>
       <w:tab/>
       <w:tab/>
-      <w:t>2026-10-22</w:t>
+      <w:t>2026-10-23</w:t>
       <w:br/>
       <w:br/>
     </w:r>

--- a/klagomål/A 17267-2026 FSC-klagomål.docx
+++ b/klagomål/A 17267-2026 FSC-klagomål.docx
@@ -1680,7 +1680,7 @@
     <w:r>
       <w:tab/>
       <w:tab/>
-      <w:t>2026-10-23</w:t>
+      <w:t>2026-10-24</w:t>
       <w:br/>
       <w:br/>
     </w:r>

--- a/klagomål/A 17267-2026 FSC-klagomål.docx
+++ b/klagomål/A 17267-2026 FSC-klagomål.docx
@@ -1680,7 +1680,7 @@
     <w:r>
       <w:tab/>
       <w:tab/>
-      <w:t>2026-10-24</w:t>
+      <w:t>2026-10-25</w:t>
       <w:br/>
       <w:br/>
     </w:r>

--- a/klagomål/A 17267-2026 FSC-klagomål.docx
+++ b/klagomål/A 17267-2026 FSC-klagomål.docx
@@ -1680,7 +1680,7 @@
     <w:r>
       <w:tab/>
       <w:tab/>
-      <w:t>2026-10-25</w:t>
+      <w:t>2026-10-26</w:t>
       <w:br/>
       <w:br/>
     </w:r>

--- a/klagomål/A 17267-2026 FSC-klagomål.docx
+++ b/klagomål/A 17267-2026 FSC-klagomål.docx
@@ -1680,7 +1680,7 @@
     <w:r>
       <w:tab/>
       <w:tab/>
-      <w:t>2026-10-26</w:t>
+      <w:t>2026-10-27</w:t>
       <w:br/>
       <w:br/>
     </w:r>

--- a/klagomål/A 17267-2026 FSC-klagomål.docx
+++ b/klagomål/A 17267-2026 FSC-klagomål.docx
@@ -1680,7 +1680,7 @@
     <w:r>
       <w:tab/>
       <w:tab/>
-      <w:t>2026-10-27</w:t>
+      <w:t>2026-10-28</w:t>
       <w:br/>
       <w:br/>
     </w:r>

--- a/klagomål/A 17267-2026 FSC-klagomål.docx
+++ b/klagomål/A 17267-2026 FSC-klagomål.docx
@@ -1680,7 +1680,7 @@
     <w:r>
       <w:tab/>
       <w:tab/>
-      <w:t>2026-10-28</w:t>
+      <w:t>2026-10-29</w:t>
       <w:br/>
       <w:br/>
     </w:r>

--- a/klagomål/A 17267-2026 FSC-klagomål.docx
+++ b/klagomål/A 17267-2026 FSC-klagomål.docx
@@ -1680,7 +1680,7 @@
     <w:r>
       <w:tab/>
       <w:tab/>
-      <w:t>2026-10-29</w:t>
+      <w:t>2026-10-31</w:t>
       <w:br/>
       <w:br/>
     </w:r>
